--- a/DBMS/DBMS lab EXP-1.docx
+++ b/DBMS/DBMS lab EXP-1.docx
@@ -500,24 +500,6 @@
     <w:p>
       <w:pPr>
         <w:pStyle w:val="BodyText"/>
-        <w:rPr>
-          <w:rFonts w:ascii="Arial"/>
-          <w:b/>
-        </w:rPr>
-      </w:pPr>
-    </w:p>
-    <w:p>
-      <w:pPr>
-        <w:pStyle w:val="BodyText"/>
-        <w:rPr>
-          <w:rFonts w:ascii="Arial"/>
-          <w:b/>
-        </w:rPr>
-      </w:pPr>
-    </w:p>
-    <w:p>
-      <w:pPr>
-        <w:pStyle w:val="BodyText"/>
         <w:spacing w:before="12"/>
         <w:rPr>
           <w:rFonts w:ascii="Arial"/>
@@ -1681,17 +1663,6 @@
     <w:p>
       <w:pPr>
         <w:pStyle w:val="BodyText"/>
-        <w:spacing w:before="167"/>
-        <w:rPr>
-          <w:rFonts w:ascii="Arial"/>
-          <w:b/>
-          <w:sz w:val="20"/>
-        </w:rPr>
-      </w:pPr>
-    </w:p>
-    <w:p>
-      <w:pPr>
-        <w:pStyle w:val="BodyText"/>
         <w:rPr>
           <w:rFonts w:ascii="Arial"/>
           <w:b/>
@@ -1703,6 +1674,78 @@
           <w:cols w:space="720"/>
         </w:sectPr>
       </w:pPr>
+      <w:r>
+        <w:rPr>
+          <w:rFonts w:ascii="Arial"/>
+          <w:b/>
+          <w:sz w:val="20"/>
+        </w:rPr>
+        <w:drawing>
+          <wp:anchor distT="0" distB="0" distL="114300" distR="114300" simplePos="0" relativeHeight="251657216" behindDoc="1" locked="0" layoutInCell="1" allowOverlap="1" wp14:anchorId="35BA03CA" wp14:editId="4556EE94">
+            <wp:simplePos x="0" y="0"/>
+            <wp:positionH relativeFrom="column">
+              <wp:posOffset>365760</wp:posOffset>
+            </wp:positionH>
+            <wp:positionV relativeFrom="paragraph">
+              <wp:posOffset>7913</wp:posOffset>
+            </wp:positionV>
+            <wp:extent cx="6629400" cy="4143375"/>
+            <wp:effectExtent l="0" t="0" r="0" b="9525"/>
+            <wp:wrapTight wrapText="bothSides">
+              <wp:wrapPolygon edited="0">
+                <wp:start x="0" y="0"/>
+                <wp:lineTo x="0" y="21550"/>
+                <wp:lineTo x="21538" y="21550"/>
+                <wp:lineTo x="21538" y="0"/>
+                <wp:lineTo x="0" y="0"/>
+              </wp:wrapPolygon>
+            </wp:wrapTight>
+            <wp:docPr id="1544377902" name="Picture 1" descr="A screenshot of an Oracle Database 21c Express Edition command line interface showing the creation of various SQL tables for a fitness tracker application.&#10;&#10;AI-generated content may be incorrect."/>
+            <wp:cNvGraphicFramePr>
+              <a:graphicFrameLocks xmlns:a="http://schemas.openxmlformats.org/drawingml/2006/main" noChangeAspect="1"/>
+            </wp:cNvGraphicFramePr>
+            <a:graphic xmlns:a="http://schemas.openxmlformats.org/drawingml/2006/main">
+              <a:graphicData uri="http://schemas.openxmlformats.org/drawingml/2006/picture">
+                <pic:pic xmlns:pic="http://schemas.openxmlformats.org/drawingml/2006/picture">
+                  <pic:nvPicPr>
+                    <pic:cNvPr id="1544377902" name="Picture 1" descr="A screenshot of an Oracle Database 21c Express Edition command line interface showing the creation of various SQL tables for a fitness tracker application.&#10;&#10;AI-generated content may be incorrect."/>
+                    <pic:cNvPicPr/>
+                  </pic:nvPicPr>
+                  <pic:blipFill>
+                    <a:blip r:embed="rId5" cstate="print">
+                      <a:extLst>
+                        <a:ext uri="{28A0092B-C50C-407E-A947-70E740481C1C}">
+                          <a14:useLocalDpi xmlns:a14="http://schemas.microsoft.com/office/drawing/2010/main" val="0"/>
+                        </a:ext>
+                      </a:extLst>
+                    </a:blip>
+                    <a:stretch>
+                      <a:fillRect/>
+                    </a:stretch>
+                  </pic:blipFill>
+                  <pic:spPr>
+                    <a:xfrm>
+                      <a:off x="0" y="0"/>
+                      <a:ext cx="6629400" cy="4143375"/>
+                    </a:xfrm>
+                    <a:prstGeom prst="rect">
+                      <a:avLst/>
+                    </a:prstGeom>
+                  </pic:spPr>
+                </pic:pic>
+              </a:graphicData>
+            </a:graphic>
+          </wp:anchor>
+        </w:drawing>
+      </w:r>
+      <w:r>
+        <w:rPr>
+          <w:rFonts w:ascii="Arial"/>
+          <w:b/>
+          <w:sz w:val="20"/>
+        </w:rPr>
+        <w:tab/>
+      </w:r>
     </w:p>
     <w:p>
       <w:pPr>
@@ -1714,10 +1757,127 @@
           <w:sz w:val="19"/>
         </w:rPr>
       </w:pPr>
-    </w:p>
-    <w:p>
-      <w:pPr>
-        <w:ind w:left="720"/>
+      <w:r>
+        <w:rPr>
+          <w:rFonts w:ascii="Arial"/>
+          <w:b/>
+          <w:sz w:val="19"/>
+        </w:rPr>
+        <w:lastRenderedPageBreak/>
+        <w:drawing>
+          <wp:inline distT="0" distB="0" distL="0" distR="0" wp14:anchorId="78EE9209" wp14:editId="4465ED03">
+            <wp:extent cx="6597989" cy="2482978"/>
+            <wp:effectExtent l="0" t="0" r="0" b="0"/>
+            <wp:docPr id="177778739" name="Picture 1" descr="The image displays a table from a database query, listing members' IDs, names, phone numbers, and ages.&#10;&#10;AI-generated content may be incorrect."/>
+            <wp:cNvGraphicFramePr>
+              <a:graphicFrameLocks xmlns:a="http://schemas.openxmlformats.org/drawingml/2006/main" noChangeAspect="1"/>
+            </wp:cNvGraphicFramePr>
+            <a:graphic xmlns:a="http://schemas.openxmlformats.org/drawingml/2006/main">
+              <a:graphicData uri="http://schemas.openxmlformats.org/drawingml/2006/picture">
+                <pic:pic xmlns:pic="http://schemas.openxmlformats.org/drawingml/2006/picture">
+                  <pic:nvPicPr>
+                    <pic:cNvPr id="177778739" name="Picture 1" descr="The image displays a table from a database query, listing members' IDs, names, phone numbers, and ages.&#10;&#10;AI-generated content may be incorrect."/>
+                    <pic:cNvPicPr/>
+                  </pic:nvPicPr>
+                  <pic:blipFill>
+                    <a:blip r:embed="rId6"/>
+                    <a:stretch>
+                      <a:fillRect/>
+                    </a:stretch>
+                  </pic:blipFill>
+                  <pic:spPr>
+                    <a:xfrm>
+                      <a:off x="0" y="0"/>
+                      <a:ext cx="6597989" cy="2482978"/>
+                    </a:xfrm>
+                    <a:prstGeom prst="rect">
+                      <a:avLst/>
+                    </a:prstGeom>
+                  </pic:spPr>
+                </pic:pic>
+              </a:graphicData>
+            </a:graphic>
+          </wp:inline>
+        </w:drawing>
+      </w:r>
+    </w:p>
+    <w:p>
+      <w:pPr>
+        <w:pStyle w:val="BodyText"/>
+        <w:spacing w:before="3"/>
+        <w:rPr>
+          <w:rFonts w:ascii="Arial"/>
+          <w:b/>
+          <w:sz w:val="19"/>
+        </w:rPr>
+      </w:pPr>
+    </w:p>
+    <w:p>
+      <w:pPr>
+        <w:pStyle w:val="BodyText"/>
+        <w:spacing w:before="3"/>
+        <w:rPr>
+          <w:rFonts w:ascii="Arial"/>
+          <w:b/>
+          <w:sz w:val="19"/>
+        </w:rPr>
+      </w:pPr>
+    </w:p>
+    <w:p>
+      <w:pPr>
+        <w:pStyle w:val="BodyText"/>
+        <w:spacing w:before="3"/>
+        <w:rPr>
+          <w:rFonts w:ascii="Arial"/>
+          <w:b/>
+          <w:sz w:val="19"/>
+        </w:rPr>
+      </w:pPr>
+      <w:r>
+        <w:rPr>
+          <w:rFonts w:ascii="Arial"/>
+          <w:b/>
+          <w:sz w:val="19"/>
+        </w:rPr>
+        <w:drawing>
+          <wp:inline distT="0" distB="0" distL="0" distR="0" wp14:anchorId="63C74408" wp14:editId="5E1DBA90">
+            <wp:extent cx="6629400" cy="2148205"/>
+            <wp:effectExtent l="0" t="0" r="0" b="4445"/>
+            <wp:docPr id="1048917424" name="Picture 1" descr="The image displays a SQL query result table with six rows, showing membership IDs, types (monthly, quarterly, yearly), and associated fees.&#10;&#10;AI-generated content may be incorrect."/>
+            <wp:cNvGraphicFramePr>
+              <a:graphicFrameLocks xmlns:a="http://schemas.openxmlformats.org/drawingml/2006/main" noChangeAspect="1"/>
+            </wp:cNvGraphicFramePr>
+            <a:graphic xmlns:a="http://schemas.openxmlformats.org/drawingml/2006/main">
+              <a:graphicData uri="http://schemas.openxmlformats.org/drawingml/2006/picture">
+                <pic:pic xmlns:pic="http://schemas.openxmlformats.org/drawingml/2006/picture">
+                  <pic:nvPicPr>
+                    <pic:cNvPr id="1048917424" name="Picture 1" descr="The image displays a SQL query result table with six rows, showing membership IDs, types (monthly, quarterly, yearly), and associated fees.&#10;&#10;AI-generated content may be incorrect."/>
+                    <pic:cNvPicPr/>
+                  </pic:nvPicPr>
+                  <pic:blipFill>
+                    <a:blip r:embed="rId7"/>
+                    <a:stretch>
+                      <a:fillRect/>
+                    </a:stretch>
+                  </pic:blipFill>
+                  <pic:spPr>
+                    <a:xfrm>
+                      <a:off x="0" y="0"/>
+                      <a:ext cx="6629400" cy="2148205"/>
+                    </a:xfrm>
+                    <a:prstGeom prst="rect">
+                      <a:avLst/>
+                    </a:prstGeom>
+                  </pic:spPr>
+                </pic:pic>
+              </a:graphicData>
+            </a:graphic>
+          </wp:inline>
+        </w:drawing>
+      </w:r>
+    </w:p>
+    <w:p>
+      <w:pPr>
         <w:rPr>
           <w:rFonts w:ascii="Arial"/>
           <w:sz w:val="20"/>
@@ -1730,16 +1890,10 @@
           <w:rFonts w:ascii="Arial"/>
           <w:sz w:val="20"/>
         </w:rPr>
-        <w:sectPr>
-          <w:pgSz w:w="12240" w:h="15840"/>
-          <w:pgMar w:top="1820" w:right="1080" w:bottom="280" w:left="720" w:header="720" w:footer="720" w:gutter="0"/>
-          <w:cols w:space="720"/>
-        </w:sectPr>
-      </w:pPr>
-    </w:p>
-    <w:p>
-      <w:pPr>
-        <w:ind w:left="720"/>
+      </w:pPr>
+    </w:p>
+    <w:p>
+      <w:pPr>
         <w:rPr>
           <w:rFonts w:ascii="Arial"/>
           <w:sz w:val="20"/>
@@ -1748,6 +1902,105 @@
     </w:p>
     <w:p>
       <w:pPr>
+        <w:rPr>
+          <w:rFonts w:ascii="Arial"/>
+          <w:sz w:val="20"/>
+        </w:rPr>
+      </w:pPr>
+      <w:r>
+        <w:rPr>
+          <w:rFonts w:ascii="Arial"/>
+          <w:sz w:val="20"/>
+        </w:rPr>
+        <w:drawing>
+          <wp:inline distT="0" distB="0" distL="0" distR="0" wp14:anchorId="48307316" wp14:editId="7CCB51A0">
+            <wp:extent cx="6629400" cy="1583690"/>
+            <wp:effectExtent l="0" t="0" r="0" b="0"/>
+            <wp:docPr id="1834928414" name="Picture 1" descr="The image displays a database table with columns for Trainer ID, Trainer Name, Specialization, and Phone Number, listing four trainers and their respective details.&#10;&#10;AI-generated content may be incorrect."/>
+            <wp:cNvGraphicFramePr>
+              <a:graphicFrameLocks xmlns:a="http://schemas.openxmlformats.org/drawingml/2006/main" noChangeAspect="1"/>
+            </wp:cNvGraphicFramePr>
+            <a:graphic xmlns:a="http://schemas.openxmlformats.org/drawingml/2006/main">
+              <a:graphicData uri="http://schemas.openxmlformats.org/drawingml/2006/picture">
+                <pic:pic xmlns:pic="http://schemas.openxmlformats.org/drawingml/2006/picture">
+                  <pic:nvPicPr>
+                    <pic:cNvPr id="1834928414" name="Picture 1" descr="The image displays a database table with columns for Trainer ID, Trainer Name, Specialization, and Phone Number, listing four trainers and their respective details.&#10;&#10;AI-generated content may be incorrect."/>
+                    <pic:cNvPicPr/>
+                  </pic:nvPicPr>
+                  <pic:blipFill>
+                    <a:blip r:embed="rId8"/>
+                    <a:stretch>
+                      <a:fillRect/>
+                    </a:stretch>
+                  </pic:blipFill>
+                  <pic:spPr>
+                    <a:xfrm>
+                      <a:off x="0" y="0"/>
+                      <a:ext cx="6629400" cy="1583690"/>
+                    </a:xfrm>
+                    <a:prstGeom prst="rect">
+                      <a:avLst/>
+                    </a:prstGeom>
+                  </pic:spPr>
+                </pic:pic>
+              </a:graphicData>
+            </a:graphic>
+          </wp:inline>
+        </w:drawing>
+      </w:r>
+    </w:p>
+    <w:p>
+      <w:pPr>
+        <w:rPr>
+          <w:rFonts w:ascii="Arial"/>
+          <w:sz w:val="20"/>
+        </w:rPr>
+      </w:pPr>
+      <w:r>
+        <w:rPr>
+          <w:rFonts w:ascii="Arial"/>
+          <w:sz w:val="20"/>
+        </w:rPr>
+        <w:lastRenderedPageBreak/>
+        <w:drawing>
+          <wp:inline distT="0" distB="0" distL="0" distR="0" wp14:anchorId="1C3A25DA" wp14:editId="700FC4AE">
+            <wp:extent cx="6629400" cy="1914525"/>
+            <wp:effectExtent l="0" t="0" r="0" b="9525"/>
+            <wp:docPr id="1987199050" name="Picture 1"/>
+            <wp:cNvGraphicFramePr>
+              <a:graphicFrameLocks xmlns:a="http://schemas.openxmlformats.org/drawingml/2006/main" noChangeAspect="1"/>
+            </wp:cNvGraphicFramePr>
+            <a:graphic xmlns:a="http://schemas.openxmlformats.org/drawingml/2006/main">
+              <a:graphicData uri="http://schemas.openxmlformats.org/drawingml/2006/picture">
+                <pic:pic xmlns:pic="http://schemas.openxmlformats.org/drawingml/2006/picture">
+                  <pic:nvPicPr>
+                    <pic:cNvPr id="1987199050" name="Picture 1"/>
+                    <pic:cNvPicPr/>
+                  </pic:nvPicPr>
+                  <pic:blipFill>
+                    <a:blip r:embed="rId9"/>
+                    <a:stretch>
+                      <a:fillRect/>
+                    </a:stretch>
+                  </pic:blipFill>
+                  <pic:spPr>
+                    <a:xfrm>
+                      <a:off x="0" y="0"/>
+                      <a:ext cx="6629400" cy="1914525"/>
+                    </a:xfrm>
+                    <a:prstGeom prst="rect">
+                      <a:avLst/>
+                    </a:prstGeom>
+                  </pic:spPr>
+                </pic:pic>
+              </a:graphicData>
+            </a:graphic>
+          </wp:inline>
+        </w:drawing>
+      </w:r>
+    </w:p>
+    <w:p>
+      <w:pPr>
         <w:pStyle w:val="BodyText"/>
         <w:rPr>
           <w:rFonts w:ascii="Arial"/>
@@ -1757,136 +2010,101 @@
     </w:p>
     <w:p>
       <w:pPr>
-        <w:pStyle w:val="BodyText"/>
-        <w:spacing w:before="242"/>
-        <w:rPr>
-          <w:rFonts w:ascii="Arial"/>
-          <w:b/>
-        </w:rPr>
-      </w:pPr>
-    </w:p>
-    <w:p>
-      <w:pPr>
-        <w:ind w:left="1320"/>
-        <w:rPr>
-          <w:b/>
-          <w:sz w:val="24"/>
-        </w:rPr>
-      </w:pPr>
-      <w:r>
-        <w:rPr>
-          <w:b/>
-          <w:sz w:val="24"/>
-        </w:rPr>
-        <w:t xml:space="preserve">B.2: Write an observation according to the query </w:t>
-      </w:r>
-      <w:r>
+        <w:jc w:val="both"/>
         <w:rPr>
           <w:b/>
           <w:spacing w:val="-2"/>
           <w:sz w:val="24"/>
         </w:rPr>
-        <w:t>execution</w:t>
-      </w:r>
-    </w:p>
-    <w:p>
-      <w:pPr>
-        <w:spacing w:before="138"/>
-        <w:ind w:left="720"/>
-        <w:jc w:val="both"/>
-        <w:rPr>
-          <w:rFonts w:ascii="Arial"/>
+      </w:pPr>
+      <w:r>
+        <w:rPr>
           <w:b/>
           <w:sz w:val="24"/>
         </w:rPr>
-      </w:pPr>
-      <w:proofErr w:type="gramStart"/>
-      <w:r>
-        <w:rPr>
-          <w:rFonts w:ascii="Arial"/>
+        <w:t xml:space="preserve">B.2: Write an observation according to the query </w:t>
+      </w:r>
+      <w:r>
+        <w:rPr>
+          <w:b/>
+          <w:spacing w:val="-2"/>
+          <w:sz w:val="24"/>
+        </w:rPr>
+        <w:t>execution</w:t>
+      </w:r>
+    </w:p>
+    <w:p>
+      <w:pPr>
+        <w:jc w:val="both"/>
+        <w:rPr>
           <w:b/>
           <w:sz w:val="24"/>
         </w:rPr>
-        <w:t xml:space="preserve">Observation </w:t>
-      </w:r>
-      <w:r>
+      </w:pPr>
+    </w:p>
+    <w:p>
+      <w:pPr>
+        <w:spacing w:before="138"/>
+        <w:jc w:val="both"/>
         <w:rPr>
           <w:rFonts w:ascii="Arial"/>
           <w:b/>
           <w:spacing w:val="-10"/>
           <w:sz w:val="24"/>
         </w:rPr>
-        <w:t>:</w:t>
-      </w:r>
-      <w:proofErr w:type="gramEnd"/>
-    </w:p>
-    <w:p>
-      <w:pPr>
-        <w:spacing w:before="138" w:line="360" w:lineRule="auto"/>
-        <w:ind w:left="720" w:right="719"/>
-        <w:jc w:val="both"/>
-        <w:rPr>
-          <w:rFonts w:ascii="Arial"/>
-          <w:bCs/>
-          <w:sz w:val="24"/>
-        </w:rPr>
-      </w:pPr>
-      <w:r>
-        <w:rPr>
-          <w:rFonts w:ascii="Arial"/>
-          <w:bCs/>
-          <w:sz w:val="24"/>
-        </w:rPr>
-        <w:t>The SQL queries were executed successfully, and all the required operations were completed without errors. The CREATE, ALTER, DROP, and TRUNCATE commands helped in understanding how to create, modify, delete, and</w:t>
-      </w:r>
-      <w:r>
-        <w:rPr>
-          <w:rFonts w:ascii="Arial"/>
-          <w:bCs/>
-          <w:spacing w:val="40"/>
-          <w:sz w:val="24"/>
-        </w:rPr>
-        <w:t xml:space="preserve"> </w:t>
-      </w:r>
-      <w:r>
-        <w:rPr>
-          <w:rFonts w:ascii="Arial"/>
-          <w:bCs/>
-          <w:sz w:val="24"/>
-        </w:rPr>
-        <w:t>manage database tables. This practical improved knowledge of SQL commands used in DBMS.</w:t>
-      </w:r>
-    </w:p>
-    <w:p>
-      <w:pPr>
-        <w:spacing w:line="360" w:lineRule="auto"/>
-        <w:jc w:val="both"/>
+      </w:pPr>
+      <w:proofErr w:type="gramStart"/>
+      <w:r>
         <w:rPr>
           <w:rFonts w:ascii="Arial"/>
           <w:b/>
           <w:sz w:val="24"/>
         </w:rPr>
-        <w:sectPr>
-          <w:pgSz w:w="12240" w:h="15840"/>
-          <w:pgMar w:top="1440" w:right="1080" w:bottom="280" w:left="720" w:header="720" w:footer="720" w:gutter="0"/>
-          <w:cols w:space="720"/>
-        </w:sectPr>
-      </w:pPr>
-    </w:p>
-    <w:p>
-      <w:pPr>
-        <w:pStyle w:val="BodyText"/>
-        <w:spacing w:before="175"/>
+        <w:t xml:space="preserve">Observation </w:t>
+      </w:r>
+      <w:r>
         <w:rPr>
           <w:rFonts w:ascii="Arial"/>
           <w:b/>
+          <w:spacing w:val="-10"/>
+          <w:sz w:val="24"/>
+        </w:rPr>
+        <w:t>:</w:t>
+      </w:r>
+      <w:proofErr w:type="gramEnd"/>
+    </w:p>
+    <w:p/>
+    <w:p>
+      <w:pPr>
+        <w:pStyle w:val="BodyText"/>
+        <w:spacing w:line="360" w:lineRule="auto"/>
+        <w:ind w:right="359"/>
+        <w:jc w:val="both"/>
+        <w:rPr>
+          <w:rFonts w:ascii="Arial MT"/>
+        </w:rPr>
+      </w:pPr>
+      <w:r>
+        <w:rPr>
+          <w:rFonts w:ascii="Arial MT"/>
+        </w:rPr>
+        <w:t>All the SQL queries were performed successfully without encountering any errors. The practical provided hands-on experience with CREATE, ALTER, DROP, and TRUNCATE commands, helping to understand how database tables can be created, modified, removed, and managed. Overall, this practical strengthened my understanding of SQL commands and their applications in DBMS.</w:t>
+      </w:r>
+    </w:p>
+    <w:p>
+      <w:pPr>
+        <w:pStyle w:val="BodyText"/>
+        <w:spacing w:line="360" w:lineRule="auto"/>
+        <w:ind w:right="359"/>
+        <w:jc w:val="both"/>
+        <w:rPr>
+          <w:rFonts w:ascii="Arial MT"/>
         </w:rPr>
       </w:pPr>
     </w:p>
     <w:p>
       <w:pPr>
         <w:spacing w:before="1"/>
-        <w:ind w:left="1335"/>
         <w:rPr>
           <w:b/>
           <w:sz w:val="24"/>
@@ -1929,35 +2147,56 @@
         </w:tabs>
         <w:spacing w:before="1"/>
         <w:rPr>
-          <w:sz w:val="24"/>
-        </w:rPr>
-      </w:pPr>
-      <w:r>
-        <w:rPr>
-          <w:sz w:val="24"/>
-        </w:rPr>
-        <w:t xml:space="preserve">What is the difference between the </w:t>
+          <w:sz w:val="28"/>
+          <w:szCs w:val="24"/>
+        </w:rPr>
+      </w:pPr>
+      <w:r>
+        <w:rPr>
+          <w:sz w:val="28"/>
+          <w:szCs w:val="24"/>
+        </w:rPr>
+        <w:t xml:space="preserve">What is the difference between </w:t>
+      </w:r>
+      <w:proofErr w:type="gramStart"/>
+      <w:r>
+        <w:rPr>
+          <w:sz w:val="28"/>
+          <w:szCs w:val="24"/>
+        </w:rPr>
+        <w:t xml:space="preserve">the </w:t>
+      </w:r>
+      <w:r>
+        <w:rPr>
+          <w:sz w:val="28"/>
+          <w:szCs w:val="24"/>
+        </w:rPr>
+        <w:t xml:space="preserve"> </w:t>
       </w:r>
       <w:r>
         <w:rPr>
           <w:rFonts w:ascii="Courier New"/>
           <w:position w:val="2"/>
-          <w:sz w:val="24"/>
+          <w:sz w:val="28"/>
+          <w:szCs w:val="24"/>
         </w:rPr>
         <w:t>CREATE</w:t>
       </w:r>
+      <w:proofErr w:type="gramEnd"/>
       <w:r>
         <w:rPr>
           <w:rFonts w:ascii="Courier New"/>
           <w:spacing w:val="-85"/>
           <w:position w:val="2"/>
-          <w:sz w:val="24"/>
+          <w:sz w:val="28"/>
+          <w:szCs w:val="24"/>
         </w:rPr>
         <w:t xml:space="preserve"> </w:t>
       </w:r>
       <w:r>
         <w:rPr>
-          <w:sz w:val="24"/>
+          <w:sz w:val="28"/>
+          <w:szCs w:val="24"/>
         </w:rPr>
         <w:t xml:space="preserve">and </w:t>
       </w:r>
@@ -1965,7 +2204,8 @@
         <w:rPr>
           <w:rFonts w:ascii="Courier New"/>
           <w:position w:val="2"/>
-          <w:sz w:val="24"/>
+          <w:sz w:val="28"/>
+          <w:szCs w:val="24"/>
         </w:rPr>
         <w:t>ALTER</w:t>
       </w:r>
@@ -1974,14 +2214,16 @@
           <w:rFonts w:ascii="Courier New"/>
           <w:spacing w:val="-85"/>
           <w:position w:val="2"/>
-          <w:sz w:val="24"/>
+          <w:sz w:val="28"/>
+          <w:szCs w:val="24"/>
         </w:rPr>
         <w:t xml:space="preserve"> </w:t>
       </w:r>
       <w:r>
         <w:rPr>
           <w:spacing w:val="-2"/>
-          <w:sz w:val="24"/>
+          <w:sz w:val="28"/>
+          <w:szCs w:val="24"/>
         </w:rPr>
         <w:t>statements?</w:t>
       </w:r>
@@ -1995,72 +2237,45 @@
     <w:p>
       <w:pPr>
         <w:pStyle w:val="BodyText"/>
-        <w:spacing w:line="360" w:lineRule="auto"/>
-        <w:ind w:left="1696" w:right="359"/>
-        <w:jc w:val="both"/>
-        <w:rPr>
-          <w:rFonts w:ascii="Arial MT"/>
-        </w:rPr>
-      </w:pPr>
-      <w:r>
-        <w:rPr>
-          <w:rFonts w:ascii="Arial MT"/>
-        </w:rPr>
-        <w:t xml:space="preserve">The CREATE statement is used to create a new database object such as a table, database, or view. It defines the structure of the object before storing </w:t>
-      </w:r>
-      <w:r>
-        <w:rPr>
-          <w:rFonts w:ascii="Arial MT"/>
-          <w:spacing w:val="-2"/>
-        </w:rPr>
-        <w:t>data.</w:t>
-      </w:r>
-    </w:p>
-    <w:p>
-      <w:pPr>
-        <w:pStyle w:val="BodyText"/>
-        <w:spacing w:line="360" w:lineRule="auto"/>
-        <w:ind w:left="1696" w:right="359"/>
-        <w:jc w:val="both"/>
-        <w:rPr>
-          <w:rFonts w:ascii="Arial MT"/>
-        </w:rPr>
-      </w:pPr>
-      <w:r>
-        <w:rPr>
-          <w:rFonts w:ascii="Arial MT"/>
-        </w:rPr>
-        <w:t>The ALTER statement is used to make changes to an existing database</w:t>
-      </w:r>
-      <w:r>
-        <w:rPr>
-          <w:rFonts w:ascii="Arial MT"/>
-          <w:spacing w:val="40"/>
-        </w:rPr>
-        <w:t xml:space="preserve"> </w:t>
-      </w:r>
-      <w:r>
-        <w:rPr>
-          <w:rFonts w:ascii="Arial MT"/>
-        </w:rPr>
-        <w:t>object. It allows users to add, remove, or modify columns and constraints without creating a new table.</w:t>
-      </w:r>
-    </w:p>
-    <w:p>
-      <w:pPr>
-        <w:pStyle w:val="BodyText"/>
-        <w:spacing w:line="360" w:lineRule="auto"/>
-        <w:ind w:left="1696" w:right="359"/>
-        <w:jc w:val="both"/>
-        <w:rPr>
-          <w:rFonts w:ascii="Arial MT"/>
-        </w:rPr>
-      </w:pPr>
-      <w:r>
-        <w:rPr>
-          <w:rFonts w:ascii="Arial MT"/>
-        </w:rPr>
-        <w:t>In short: CREATE creates a new object, while ALTER changes the structure of an existing object.</w:t>
+        <w:rPr>
+          <w:rFonts w:ascii="Arial MT"/>
+        </w:rPr>
+      </w:pPr>
+      <w:r>
+        <w:rPr>
+          <w:rFonts w:ascii="Arial MT"/>
+        </w:rPr>
+        <w:t>The CREATE command is used to build new database objects, such as tables, views, and databases. It establishes the structure and layout of the object where data will be stored.</w:t>
+      </w:r>
+    </w:p>
+    <w:p/>
+    <w:p>
+      <w:pPr>
+        <w:pStyle w:val="BodyText"/>
+        <w:rPr>
+          <w:rFonts w:ascii="Arial MT"/>
+        </w:rPr>
+      </w:pPr>
+      <w:r>
+        <w:rPr>
+          <w:rFonts w:ascii="Arial MT"/>
+        </w:rPr>
+        <w:t>The ALTER command is used to update the structure of an existing database object. It enables users to add, delete, or modify columns and constraints without having to create the table again.</w:t>
+      </w:r>
+    </w:p>
+    <w:p/>
+    <w:p>
+      <w:pPr>
+        <w:pStyle w:val="BodyText"/>
+        <w:rPr>
+          <w:rFonts w:ascii="Arial MT"/>
+        </w:rPr>
+      </w:pPr>
+      <w:r>
+        <w:rPr>
+          <w:rFonts w:ascii="Arial MT"/>
+        </w:rPr>
+        <w:t>In simple terms: CREATE is used to create a new database object, whereas ALTER is used to modify an existing object's structure.</w:t>
       </w:r>
     </w:p>
     <w:p>
@@ -2161,15 +2376,18 @@
       </w:pPr>
       <w:r>
         <w:rPr>
-          <w:sz w:val="24"/>
-        </w:rPr>
+          <w:sz w:val="28"/>
+          <w:szCs w:val="24"/>
+        </w:rPr>
+        <w:lastRenderedPageBreak/>
         <w:t xml:space="preserve">Explain the difference between </w:t>
       </w:r>
       <w:r>
         <w:rPr>
           <w:rFonts w:ascii="Courier New"/>
           <w:position w:val="2"/>
-          <w:sz w:val="24"/>
+          <w:sz w:val="28"/>
+          <w:szCs w:val="24"/>
         </w:rPr>
         <w:t>DROP</w:t>
       </w:r>
@@ -2178,13 +2396,15 @@
           <w:rFonts w:ascii="Courier New"/>
           <w:spacing w:val="-85"/>
           <w:position w:val="2"/>
-          <w:sz w:val="24"/>
+          <w:sz w:val="28"/>
+          <w:szCs w:val="24"/>
         </w:rPr>
         <w:t xml:space="preserve"> </w:t>
       </w:r>
       <w:r>
         <w:rPr>
-          <w:sz w:val="24"/>
+          <w:sz w:val="28"/>
+          <w:szCs w:val="24"/>
         </w:rPr>
         <w:t xml:space="preserve">and </w:t>
       </w:r>
@@ -2192,7 +2412,8 @@
         <w:rPr>
           <w:rFonts w:ascii="Courier New"/>
           <w:position w:val="2"/>
-          <w:sz w:val="24"/>
+          <w:sz w:val="28"/>
+          <w:szCs w:val="24"/>
         </w:rPr>
         <w:t>TRUNCATE</w:t>
       </w:r>
@@ -2201,16 +2422,25 @@
           <w:rFonts w:ascii="Courier New"/>
           <w:spacing w:val="-85"/>
           <w:position w:val="2"/>
-          <w:sz w:val="24"/>
+          <w:sz w:val="28"/>
+          <w:szCs w:val="24"/>
         </w:rPr>
         <w:t xml:space="preserve"> </w:t>
+      </w:r>
+      <w:r>
+        <w:rPr>
+          <w:spacing w:val="-2"/>
+          <w:sz w:val="28"/>
+          <w:szCs w:val="24"/>
+        </w:rPr>
+        <w:t>statements</w:t>
       </w:r>
       <w:r>
         <w:rPr>
           <w:spacing w:val="-2"/>
           <w:sz w:val="24"/>
         </w:rPr>
-        <w:t>statements.</w:t>
+        <w:t>.</w:t>
       </w:r>
     </w:p>
     <w:p>
@@ -2218,57 +2448,6 @@
         <w:pStyle w:val="BodyText"/>
         <w:spacing w:before="275"/>
       </w:pPr>
-    </w:p>
-    <w:p>
-      <w:pPr>
-        <w:pStyle w:val="BodyText"/>
-        <w:spacing w:line="360" w:lineRule="auto"/>
-        <w:ind w:left="1696" w:right="359"/>
-        <w:jc w:val="both"/>
-        <w:rPr>
-          <w:rFonts w:ascii="Arial MT"/>
-        </w:rPr>
-      </w:pPr>
-      <w:r>
-        <w:rPr>
-          <w:rFonts w:ascii="Arial MT"/>
-        </w:rPr>
-        <w:t>The DROP statement permanently deletes a database object, such as a table, along with all its data and structure. Once dropped, the table must be created again before it can be used.</w:t>
-      </w:r>
-    </w:p>
-    <w:p>
-      <w:pPr>
-        <w:pStyle w:val="BodyText"/>
-        <w:spacing w:line="360" w:lineRule="auto"/>
-        <w:ind w:left="1696" w:right="358"/>
-        <w:jc w:val="both"/>
-        <w:rPr>
-          <w:rFonts w:ascii="Arial MT"/>
-        </w:rPr>
-      </w:pPr>
-      <w:r>
-        <w:rPr>
-          <w:rFonts w:ascii="Arial MT"/>
-        </w:rPr>
-        <w:t>The TRUNCATE statement removes all records from a table but keeps the table structure unchanged. It clears the data quickly so that new records can be inserted later.</w:t>
-      </w:r>
-    </w:p>
-    <w:p>
-      <w:pPr>
-        <w:pStyle w:val="BodyText"/>
-        <w:spacing w:line="360" w:lineRule="auto"/>
-        <w:ind w:left="1696" w:right="358"/>
-        <w:jc w:val="both"/>
-        <w:rPr>
-          <w:rFonts w:ascii="Arial MT"/>
-        </w:rPr>
-      </w:pPr>
-      <w:r>
-        <w:rPr>
-          <w:rFonts w:ascii="Arial MT"/>
-        </w:rPr>
-        <w:t>In short: DROP deletes both the table and its structure, whereas TRUNCATE removes only the data and keeps the table intact.</w:t>
-      </w:r>
     </w:p>
     <w:p>
       <w:pPr>
@@ -2277,49 +2456,58 @@
         <w:jc w:val="both"/>
         <w:rPr>
           <w:rFonts w:ascii="Arial MT"/>
-        </w:rPr>
-        <w:sectPr>
-          <w:pgSz w:w="12240" w:h="15840"/>
-          <w:pgMar w:top="1820" w:right="1080" w:bottom="280" w:left="720" w:header="720" w:footer="720" w:gutter="0"/>
-          <w:cols w:space="720"/>
-        </w:sectPr>
-      </w:pPr>
-    </w:p>
-    <w:p>
-      <w:pPr>
-        <w:pStyle w:val="BodyText"/>
-        <w:rPr>
-          <w:rFonts w:ascii="Arial MT"/>
-        </w:rPr>
-      </w:pPr>
-    </w:p>
-    <w:p>
-      <w:pPr>
-        <w:pStyle w:val="BodyText"/>
-        <w:rPr>
-          <w:rFonts w:ascii="Arial MT"/>
-        </w:rPr>
-      </w:pPr>
-    </w:p>
-    <w:p>
-      <w:pPr>
-        <w:pStyle w:val="BodyText"/>
-        <w:rPr>
-          <w:rFonts w:ascii="Arial MT"/>
-        </w:rPr>
-      </w:pPr>
-    </w:p>
-    <w:p>
-      <w:pPr>
-        <w:pStyle w:val="BodyText"/>
-        <w:rPr>
-          <w:rFonts w:ascii="Arial MT"/>
-        </w:rPr>
-      </w:pPr>
-    </w:p>
-    <w:p>
-      <w:pPr>
-        <w:pStyle w:val="BodyText"/>
+          <w:lang w:val="en-IN"/>
+        </w:rPr>
+      </w:pPr>
+      <w:r>
+        <w:rPr>
+          <w:rFonts w:ascii="Arial MT"/>
+          <w:lang w:val="en-IN"/>
+        </w:rPr>
+        <w:t>The DROP statement is used to permanently remove a database object, such as a table, including its data and structure. Once an object is dropped, it needs to be created again if it is required in the future.</w:t>
+      </w:r>
+    </w:p>
+    <w:p>
+      <w:pPr>
+        <w:pStyle w:val="BodyText"/>
+        <w:spacing w:line="360" w:lineRule="auto"/>
+        <w:jc w:val="both"/>
+        <w:rPr>
+          <w:rFonts w:ascii="Arial MT"/>
+          <w:lang w:val="en-IN"/>
+        </w:rPr>
+      </w:pPr>
+      <w:r>
+        <w:rPr>
+          <w:rFonts w:ascii="Arial MT"/>
+          <w:lang w:val="en-IN"/>
+        </w:rPr>
+        <w:t>The TRUNCATE statement deletes all records from a table while preserving its structure. It is useful for clearing existing data quickly while keeping the table available for future use.</w:t>
+      </w:r>
+    </w:p>
+    <w:p>
+      <w:pPr>
+        <w:pStyle w:val="BodyText"/>
+        <w:spacing w:line="360" w:lineRule="auto"/>
+        <w:jc w:val="both"/>
+        <w:rPr>
+          <w:rFonts w:ascii="Arial MT"/>
+          <w:lang w:val="en-IN"/>
+        </w:rPr>
+      </w:pPr>
+      <w:r>
+        <w:rPr>
+          <w:rFonts w:ascii="Arial MT"/>
+          <w:lang w:val="en-IN"/>
+        </w:rPr>
+        <w:t>In simple terms: DROP removes the entire table along with its structure, whereas TRUNCATE clears all the data but retains the table structure.</w:t>
+      </w:r>
+    </w:p>
+    <w:p>
+      <w:pPr>
+        <w:pStyle w:val="BodyText"/>
+        <w:spacing w:line="360" w:lineRule="auto"/>
+        <w:jc w:val="both"/>
         <w:rPr>
           <w:rFonts w:ascii="Arial MT"/>
         </w:rPr>
@@ -2354,12 +2542,14 @@
         </w:tabs>
         <w:rPr>
           <w:b/>
-          <w:sz w:val="24"/>
-        </w:rPr>
-      </w:pPr>
-      <w:r>
-        <w:rPr>
-          <w:sz w:val="24"/>
+          <w:sz w:val="28"/>
+          <w:szCs w:val="24"/>
+        </w:rPr>
+      </w:pPr>
+      <w:r>
+        <w:rPr>
+          <w:sz w:val="28"/>
+          <w:szCs w:val="24"/>
         </w:rPr>
         <w:t xml:space="preserve">What happens when you use the </w:t>
       </w:r>
@@ -2367,7 +2557,8 @@
         <w:rPr>
           <w:rFonts w:ascii="Courier New"/>
           <w:position w:val="2"/>
-          <w:sz w:val="24"/>
+          <w:sz w:val="28"/>
+          <w:szCs w:val="24"/>
         </w:rPr>
         <w:t>DROP TABLE</w:t>
       </w:r>
@@ -2376,14 +2567,16 @@
           <w:rFonts w:ascii="Courier New"/>
           <w:spacing w:val="-85"/>
           <w:position w:val="2"/>
-          <w:sz w:val="24"/>
+          <w:sz w:val="28"/>
+          <w:szCs w:val="24"/>
         </w:rPr>
         <w:t xml:space="preserve"> </w:t>
       </w:r>
       <w:r>
         <w:rPr>
           <w:spacing w:val="-2"/>
-          <w:sz w:val="24"/>
+          <w:sz w:val="28"/>
+          <w:szCs w:val="24"/>
         </w:rPr>
         <w:t>command?</w:t>
       </w:r>
@@ -2396,383 +2589,71 @@
     </w:p>
     <w:p>
       <w:pPr>
-        <w:spacing w:before="1"/>
-        <w:ind w:left="720" w:right="228" w:firstLine="672"/>
-        <w:rPr>
-          <w:rFonts w:ascii="Arial MT"/>
-        </w:rPr>
-      </w:pPr>
-      <w:r>
-        <w:rPr>
-          <w:rFonts w:ascii="Arial MT"/>
-        </w:rPr>
-        <w:t>The</w:t>
-      </w:r>
-      <w:r>
-        <w:rPr>
-          <w:rFonts w:ascii="Arial MT"/>
-          <w:spacing w:val="-3"/>
-        </w:rPr>
-        <w:t xml:space="preserve"> </w:t>
-      </w:r>
-      <w:r>
-        <w:rPr>
-          <w:rFonts w:ascii="Arial MT"/>
-        </w:rPr>
-        <w:t>DROP</w:t>
-      </w:r>
-      <w:r>
-        <w:rPr>
-          <w:rFonts w:ascii="Arial MT"/>
-          <w:spacing w:val="-3"/>
-        </w:rPr>
-        <w:t xml:space="preserve"> </w:t>
-      </w:r>
-      <w:r>
-        <w:rPr>
-          <w:rFonts w:ascii="Arial MT"/>
-        </w:rPr>
-        <w:t>statement</w:t>
-      </w:r>
-      <w:r>
-        <w:rPr>
-          <w:rFonts w:ascii="Arial MT"/>
-          <w:spacing w:val="-3"/>
-        </w:rPr>
-        <w:t xml:space="preserve"> </w:t>
-      </w:r>
-      <w:r>
-        <w:rPr>
-          <w:rFonts w:ascii="Arial MT"/>
-        </w:rPr>
-        <w:t>permanently</w:t>
-      </w:r>
-      <w:r>
-        <w:rPr>
-          <w:rFonts w:ascii="Arial MT"/>
-          <w:spacing w:val="-3"/>
-        </w:rPr>
-        <w:t xml:space="preserve"> </w:t>
-      </w:r>
-      <w:r>
-        <w:rPr>
-          <w:rFonts w:ascii="Arial MT"/>
-        </w:rPr>
-        <w:t>deletes</w:t>
-      </w:r>
-      <w:r>
-        <w:rPr>
-          <w:rFonts w:ascii="Arial MT"/>
-          <w:spacing w:val="-3"/>
-        </w:rPr>
-        <w:t xml:space="preserve"> </w:t>
-      </w:r>
-      <w:r>
-        <w:rPr>
-          <w:rFonts w:ascii="Arial MT"/>
-        </w:rPr>
-        <w:t>a</w:t>
-      </w:r>
-      <w:r>
-        <w:rPr>
-          <w:rFonts w:ascii="Arial MT"/>
-          <w:spacing w:val="-3"/>
-        </w:rPr>
-        <w:t xml:space="preserve"> </w:t>
-      </w:r>
-      <w:r>
-        <w:rPr>
-          <w:rFonts w:ascii="Arial MT"/>
-        </w:rPr>
-        <w:t>database</w:t>
-      </w:r>
-      <w:r>
-        <w:rPr>
-          <w:rFonts w:ascii="Arial MT"/>
-          <w:spacing w:val="-3"/>
-        </w:rPr>
-        <w:t xml:space="preserve"> </w:t>
-      </w:r>
-      <w:r>
-        <w:rPr>
-          <w:rFonts w:ascii="Arial MT"/>
-        </w:rPr>
-        <w:t>object,</w:t>
-      </w:r>
-      <w:r>
-        <w:rPr>
-          <w:rFonts w:ascii="Arial MT"/>
-          <w:spacing w:val="-3"/>
-        </w:rPr>
-        <w:t xml:space="preserve"> </w:t>
-      </w:r>
-      <w:r>
-        <w:rPr>
-          <w:rFonts w:ascii="Arial MT"/>
-        </w:rPr>
-        <w:t>such</w:t>
-      </w:r>
-      <w:r>
-        <w:rPr>
-          <w:rFonts w:ascii="Arial MT"/>
-          <w:spacing w:val="-3"/>
-        </w:rPr>
-        <w:t xml:space="preserve"> </w:t>
-      </w:r>
-      <w:r>
-        <w:rPr>
-          <w:rFonts w:ascii="Arial MT"/>
-        </w:rPr>
-        <w:t>as</w:t>
-      </w:r>
-      <w:r>
-        <w:rPr>
-          <w:rFonts w:ascii="Arial MT"/>
-          <w:spacing w:val="-3"/>
-        </w:rPr>
-        <w:t xml:space="preserve"> </w:t>
-      </w:r>
-      <w:r>
-        <w:rPr>
-          <w:rFonts w:ascii="Arial MT"/>
-        </w:rPr>
-        <w:t>a</w:t>
-      </w:r>
-      <w:r>
-        <w:rPr>
-          <w:rFonts w:ascii="Arial MT"/>
-          <w:spacing w:val="-3"/>
-        </w:rPr>
-        <w:t xml:space="preserve"> </w:t>
-      </w:r>
-      <w:r>
-        <w:rPr>
-          <w:rFonts w:ascii="Arial MT"/>
-        </w:rPr>
-        <w:t>table,</w:t>
-      </w:r>
-      <w:r>
-        <w:rPr>
-          <w:rFonts w:ascii="Arial MT"/>
-          <w:spacing w:val="-3"/>
-        </w:rPr>
-        <w:t xml:space="preserve"> </w:t>
-      </w:r>
-      <w:r>
-        <w:rPr>
-          <w:rFonts w:ascii="Arial MT"/>
-        </w:rPr>
-        <w:t>along</w:t>
-      </w:r>
-      <w:r>
-        <w:rPr>
-          <w:rFonts w:ascii="Arial MT"/>
-          <w:spacing w:val="-3"/>
-        </w:rPr>
-        <w:t xml:space="preserve"> </w:t>
-      </w:r>
-      <w:r>
-        <w:rPr>
-          <w:rFonts w:ascii="Arial MT"/>
-        </w:rPr>
-        <w:t>with all its data and structure. Once dropped, the table must be created again before it can be used. The TRUNCATE statement removes all records from a table but keeps the table structure unchanged. It clears the data quickly so that new records can be inserted later.</w:t>
-      </w:r>
-    </w:p>
-    <w:p>
-      <w:pPr>
-        <w:ind w:left="720" w:right="228"/>
-        <w:rPr>
-          <w:rFonts w:ascii="Arial MT"/>
-        </w:rPr>
-      </w:pPr>
-      <w:r>
-        <w:rPr>
-          <w:rFonts w:ascii="Arial MT"/>
-        </w:rPr>
-        <w:t>In</w:t>
-      </w:r>
-      <w:r>
-        <w:rPr>
-          <w:rFonts w:ascii="Arial MT"/>
-          <w:spacing w:val="-3"/>
-        </w:rPr>
-        <w:t xml:space="preserve"> </w:t>
-      </w:r>
-      <w:r>
-        <w:rPr>
-          <w:rFonts w:ascii="Arial MT"/>
-        </w:rPr>
-        <w:t>short:</w:t>
-      </w:r>
-      <w:r>
-        <w:rPr>
-          <w:rFonts w:ascii="Arial MT"/>
-          <w:spacing w:val="-3"/>
-        </w:rPr>
-        <w:t xml:space="preserve"> </w:t>
-      </w:r>
-      <w:r>
-        <w:rPr>
-          <w:rFonts w:ascii="Arial MT"/>
-        </w:rPr>
-        <w:t>DROP</w:t>
-      </w:r>
-      <w:r>
-        <w:rPr>
-          <w:rFonts w:ascii="Arial MT"/>
-          <w:spacing w:val="-3"/>
-        </w:rPr>
-        <w:t xml:space="preserve"> </w:t>
-      </w:r>
-      <w:r>
-        <w:rPr>
-          <w:rFonts w:ascii="Arial MT"/>
-        </w:rPr>
-        <w:t>deletes</w:t>
-      </w:r>
-      <w:r>
-        <w:rPr>
-          <w:rFonts w:ascii="Arial MT"/>
-          <w:spacing w:val="-3"/>
-        </w:rPr>
-        <w:t xml:space="preserve"> </w:t>
-      </w:r>
-      <w:r>
-        <w:rPr>
-          <w:rFonts w:ascii="Arial MT"/>
-        </w:rPr>
-        <w:t>both</w:t>
-      </w:r>
-      <w:r>
-        <w:rPr>
-          <w:rFonts w:ascii="Arial MT"/>
-          <w:spacing w:val="-3"/>
-        </w:rPr>
-        <w:t xml:space="preserve"> </w:t>
-      </w:r>
-      <w:r>
-        <w:rPr>
-          <w:rFonts w:ascii="Arial MT"/>
-        </w:rPr>
-        <w:t>the</w:t>
-      </w:r>
-      <w:r>
-        <w:rPr>
-          <w:rFonts w:ascii="Arial MT"/>
-          <w:spacing w:val="-3"/>
-        </w:rPr>
-        <w:t xml:space="preserve"> </w:t>
-      </w:r>
-      <w:r>
-        <w:rPr>
-          <w:rFonts w:ascii="Arial MT"/>
-        </w:rPr>
-        <w:t>table</w:t>
-      </w:r>
-      <w:r>
-        <w:rPr>
-          <w:rFonts w:ascii="Arial MT"/>
-          <w:spacing w:val="-3"/>
-        </w:rPr>
-        <w:t xml:space="preserve"> </w:t>
-      </w:r>
-      <w:r>
-        <w:rPr>
-          <w:rFonts w:ascii="Arial MT"/>
-        </w:rPr>
-        <w:t>and</w:t>
-      </w:r>
-      <w:r>
-        <w:rPr>
-          <w:rFonts w:ascii="Arial MT"/>
-          <w:spacing w:val="-3"/>
-        </w:rPr>
-        <w:t xml:space="preserve"> </w:t>
-      </w:r>
-      <w:r>
-        <w:rPr>
-          <w:rFonts w:ascii="Arial MT"/>
-        </w:rPr>
-        <w:t>its</w:t>
-      </w:r>
-      <w:r>
-        <w:rPr>
-          <w:rFonts w:ascii="Arial MT"/>
-          <w:spacing w:val="-3"/>
-        </w:rPr>
-        <w:t xml:space="preserve"> </w:t>
-      </w:r>
-      <w:r>
-        <w:rPr>
-          <w:rFonts w:ascii="Arial MT"/>
-        </w:rPr>
-        <w:t>structure,</w:t>
-      </w:r>
-      <w:r>
-        <w:rPr>
-          <w:rFonts w:ascii="Arial MT"/>
-          <w:spacing w:val="-3"/>
-        </w:rPr>
-        <w:t xml:space="preserve"> </w:t>
-      </w:r>
-      <w:r>
-        <w:rPr>
-          <w:rFonts w:ascii="Arial MT"/>
-        </w:rPr>
-        <w:t>whereas</w:t>
-      </w:r>
-      <w:r>
-        <w:rPr>
-          <w:rFonts w:ascii="Arial MT"/>
-          <w:spacing w:val="-3"/>
-        </w:rPr>
-        <w:t xml:space="preserve"> </w:t>
-      </w:r>
-      <w:r>
-        <w:rPr>
-          <w:rFonts w:ascii="Arial MT"/>
-        </w:rPr>
-        <w:t>TRUNCATE</w:t>
-      </w:r>
-      <w:r>
-        <w:rPr>
-          <w:rFonts w:ascii="Arial MT"/>
-          <w:spacing w:val="-3"/>
-        </w:rPr>
-        <w:t xml:space="preserve"> </w:t>
-      </w:r>
-      <w:r>
-        <w:rPr>
-          <w:rFonts w:ascii="Arial MT"/>
-        </w:rPr>
-        <w:t>removes</w:t>
-      </w:r>
-      <w:r>
-        <w:rPr>
-          <w:rFonts w:ascii="Arial MT"/>
-          <w:spacing w:val="-3"/>
-        </w:rPr>
-        <w:t xml:space="preserve"> </w:t>
-      </w:r>
-      <w:r>
-        <w:rPr>
-          <w:rFonts w:ascii="Arial MT"/>
-        </w:rPr>
-        <w:t>only</w:t>
-      </w:r>
-      <w:r>
-        <w:rPr>
-          <w:rFonts w:ascii="Arial MT"/>
-          <w:spacing w:val="-3"/>
-        </w:rPr>
-        <w:t xml:space="preserve"> </w:t>
-      </w:r>
-      <w:r>
-        <w:rPr>
-          <w:rFonts w:ascii="Arial MT"/>
-        </w:rPr>
-        <w:t>the data and keeps the table intact.</w:t>
-      </w:r>
+        <w:pStyle w:val="BodyText"/>
+        <w:spacing w:line="360" w:lineRule="auto"/>
+        <w:ind w:right="359"/>
+        <w:jc w:val="both"/>
+        <w:rPr>
+          <w:rFonts w:ascii="Arial MT"/>
+          <w:lang w:val="en-IN"/>
+        </w:rPr>
+      </w:pPr>
+      <w:r>
+        <w:rPr>
+          <w:rFonts w:ascii="Arial MT"/>
+          <w:lang w:val="en-IN"/>
+        </w:rPr>
+        <w:t>The DROP command is used to completely remove a database object, such as a table, including its stored data and structure. After executing this command, the table must be created again if it is needed.</w:t>
+      </w:r>
+    </w:p>
+    <w:p>
+      <w:pPr>
+        <w:pStyle w:val="BodyText"/>
+        <w:spacing w:line="360" w:lineRule="auto"/>
+        <w:ind w:right="359"/>
+        <w:jc w:val="both"/>
+        <w:rPr>
+          <w:rFonts w:ascii="Arial MT"/>
+          <w:lang w:val="en-IN"/>
+        </w:rPr>
+      </w:pPr>
+      <w:r>
+        <w:rPr>
+          <w:rFonts w:ascii="Arial MT"/>
+          <w:lang w:val="en-IN"/>
+        </w:rPr>
+        <w:t>The TRUNCATE command is used to delete all records from a table while keeping its original structure. It provides a quick way to clear the existing data, allowing new records to be added later.</w:t>
+      </w:r>
+    </w:p>
+    <w:p>
+      <w:pPr>
+        <w:pStyle w:val="BodyText"/>
+        <w:spacing w:line="360" w:lineRule="auto"/>
+        <w:ind w:right="359"/>
+        <w:jc w:val="both"/>
+        <w:rPr>
+          <w:rFonts w:ascii="Arial MT"/>
+          <w:lang w:val="en-IN"/>
+        </w:rPr>
+      </w:pPr>
+      <w:r>
+        <w:rPr>
+          <w:rFonts w:ascii="Arial MT"/>
+          <w:lang w:val="en-IN"/>
+        </w:rPr>
+        <w:t>In simple terms: DROP removes the entire table, including its structure, while TRUNCATE deletes only the records and preserves the table for future use.</w:t>
+      </w:r>
+    </w:p>
+    <w:p>
+      <w:pPr>
+        <w:pStyle w:val="BodyText"/>
+        <w:spacing w:line="360" w:lineRule="auto"/>
+        <w:ind w:right="359"/>
+        <w:jc w:val="both"/>
+        <w:rPr>
+          <w:rFonts w:ascii="Arial MT"/>
+        </w:rPr>
+      </w:pPr>
     </w:p>
     <w:sectPr>
       <w:pgSz w:w="12240" w:h="15840"/>
@@ -2916,8 +2797,7 @@
       <w:lvlText w:val="%1."/>
       <w:lvlJc w:val="left"/>
       <w:pPr>
-        <w:ind w:left="1697" w:hanging="361"/>
-        <w:jc w:val="left"/>
+        <w:ind w:left="361" w:hanging="361"/>
       </w:pPr>
       <w:rPr>
         <w:rFonts w:hint="default"/>
@@ -2931,7 +2811,7 @@
       <w:lvlText w:val="•"/>
       <w:lvlJc w:val="left"/>
       <w:pPr>
-        <w:ind w:left="2574" w:hanging="361"/>
+        <w:ind w:left="1238" w:hanging="361"/>
       </w:pPr>
       <w:rPr>
         <w:rFonts w:hint="default"/>
@@ -2943,7 +2823,7 @@
       <w:lvlText w:val="•"/>
       <w:lvlJc w:val="left"/>
       <w:pPr>
-        <w:ind w:left="3448" w:hanging="361"/>
+        <w:ind w:left="2112" w:hanging="361"/>
       </w:pPr>
       <w:rPr>
         <w:rFonts w:hint="default"/>
@@ -2955,7 +2835,7 @@
       <w:lvlText w:val="•"/>
       <w:lvlJc w:val="left"/>
       <w:pPr>
-        <w:ind w:left="4322" w:hanging="361"/>
+        <w:ind w:left="2986" w:hanging="361"/>
       </w:pPr>
       <w:rPr>
         <w:rFonts w:hint="default"/>
@@ -2967,7 +2847,7 @@
       <w:lvlText w:val="•"/>
       <w:lvlJc w:val="left"/>
       <w:pPr>
-        <w:ind w:left="5196" w:hanging="361"/>
+        <w:ind w:left="3860" w:hanging="361"/>
       </w:pPr>
       <w:rPr>
         <w:rFonts w:hint="default"/>
@@ -2979,7 +2859,7 @@
       <w:lvlText w:val="•"/>
       <w:lvlJc w:val="left"/>
       <w:pPr>
-        <w:ind w:left="6070" w:hanging="361"/>
+        <w:ind w:left="4734" w:hanging="361"/>
       </w:pPr>
       <w:rPr>
         <w:rFonts w:hint="default"/>
@@ -2991,7 +2871,7 @@
       <w:lvlText w:val="•"/>
       <w:lvlJc w:val="left"/>
       <w:pPr>
-        <w:ind w:left="6944" w:hanging="361"/>
+        <w:ind w:left="5608" w:hanging="361"/>
       </w:pPr>
       <w:rPr>
         <w:rFonts w:hint="default"/>
@@ -3003,7 +2883,7 @@
       <w:lvlText w:val="•"/>
       <w:lvlJc w:val="left"/>
       <w:pPr>
-        <w:ind w:left="7818" w:hanging="361"/>
+        <w:ind w:left="6482" w:hanging="361"/>
       </w:pPr>
       <w:rPr>
         <w:rFonts w:hint="default"/>
@@ -3015,7 +2895,7 @@
       <w:lvlText w:val="•"/>
       <w:lvlJc w:val="left"/>
       <w:pPr>
-        <w:ind w:left="8692" w:hanging="361"/>
+        <w:ind w:left="7356" w:hanging="361"/>
       </w:pPr>
       <w:rPr>
         <w:rFonts w:hint="default"/>
@@ -3034,7 +2914,6 @@
       <w:lvlJc w:val="left"/>
       <w:pPr>
         <w:ind w:left="720" w:hanging="360"/>
-        <w:jc w:val="left"/>
       </w:pPr>
       <w:rPr>
         <w:rFonts w:hint="default"/>
@@ -3289,7 +3168,6 @@
       <w:lvlJc w:val="left"/>
       <w:pPr>
         <w:ind w:left="1637" w:hanging="240"/>
-        <w:jc w:val="left"/>
       </w:pPr>
       <w:rPr>
         <w:rFonts w:ascii="Times New Roman" w:eastAsia="Times New Roman" w:hAnsi="Times New Roman" w:cs="Times New Roman" w:hint="default"/>
@@ -3353,7 +3231,6 @@
       <w:lvlJc w:val="left"/>
       <w:pPr>
         <w:ind w:left="3199" w:hanging="240"/>
-        <w:jc w:val="left"/>
       </w:pPr>
       <w:rPr>
         <w:rFonts w:ascii="Times New Roman" w:eastAsia="Times New Roman" w:hAnsi="Times New Roman" w:cs="Times New Roman" w:hint="default"/>
@@ -3440,7 +3317,6 @@
       <w:lvlJc w:val="left"/>
       <w:pPr>
         <w:ind w:left="2257" w:hanging="260"/>
-        <w:jc w:val="left"/>
       </w:pPr>
       <w:rPr>
         <w:rFonts w:ascii="Times New Roman" w:eastAsia="Times New Roman" w:hAnsi="Times New Roman" w:cs="Times New Roman" w:hint="default"/>
@@ -4160,7 +4036,6 @@
   <w:style w:type="character" w:default="1" w:styleId="DefaultParagraphFont">
     <w:name w:val="Default Paragraph Font"/>
     <w:uiPriority w:val="1"/>
-    <w:semiHidden/>
     <w:unhideWhenUsed/>
   </w:style>
   <w:style w:type="table" w:default="1" w:styleId="TableNormal">
